--- a/PERSONAL GIT AND GITHUB HANDBOOK.docx
+++ b/PERSONAL GIT AND GITHUB HANDBOOK.docx
@@ -811,7 +811,25 @@
           <w:sz w:val="24"/>
           <w:szCs w:val="24"/>
         </w:rPr>
-        <w:t xml:space="preserve"> When you do actions in Git, nearly all of them only add data to the Git database. So we can experiment without the danger of severely</w:t>
+        <w:t xml:space="preserve"> When you do actions in Git, nearly all of them only add data to the Git database. </w:t>
+      </w:r>
+      <w:proofErr w:type="gramStart"/>
+      <w:r>
+        <w:rPr>
+          <w:rFonts w:ascii="Times New Roman" w:hAnsi="Times New Roman" w:cs="Times New Roman"/>
+          <w:sz w:val="24"/>
+          <w:szCs w:val="24"/>
+        </w:rPr>
+        <w:t>So</w:t>
+      </w:r>
+      <w:proofErr w:type="gramEnd"/>
+      <w:r>
+        <w:rPr>
+          <w:rFonts w:ascii="Times New Roman" w:hAnsi="Times New Roman" w:cs="Times New Roman"/>
+          <w:sz w:val="24"/>
+          <w:szCs w:val="24"/>
+        </w:rPr>
+        <w:t xml:space="preserve"> we can experiment without the danger of severely</w:t>
       </w:r>
       <w:r>
         <w:rPr>
@@ -6142,6 +6160,7 @@
         </w:rPr>
         <w:t xml:space="preserve">the </w:t>
       </w:r>
+      <w:proofErr w:type="gramStart"/>
       <w:r>
         <w:rPr>
           <w:rFonts w:ascii="Times New Roman" w:hAnsi="Times New Roman" w:cs="Times New Roman"/>
@@ -6160,6 +6179,7 @@
         </w:rPr>
         <w:t>,</w:t>
       </w:r>
+      <w:proofErr w:type="gramEnd"/>
       <w:r>
         <w:rPr>
           <w:rFonts w:ascii="Times New Roman" w:hAnsi="Times New Roman" w:cs="Times New Roman"/>
@@ -7989,7 +8009,25 @@
           <w:sz w:val="24"/>
           <w:szCs w:val="24"/>
         </w:rPr>
-        <w:t xml:space="preserve">The changes done in new.txt cannot be seen when we switch back to </w:t>
+        <w:t xml:space="preserve">The changes </w:t>
+      </w:r>
+      <w:proofErr w:type="gramStart"/>
+      <w:r>
+        <w:rPr>
+          <w:rFonts w:ascii="Times New Roman" w:hAnsi="Times New Roman" w:cs="Times New Roman"/>
+          <w:sz w:val="24"/>
+          <w:szCs w:val="24"/>
+        </w:rPr>
+        <w:t>done</w:t>
+      </w:r>
+      <w:proofErr w:type="gramEnd"/>
+      <w:r>
+        <w:rPr>
+          <w:rFonts w:ascii="Times New Roman" w:hAnsi="Times New Roman" w:cs="Times New Roman"/>
+          <w:sz w:val="24"/>
+          <w:szCs w:val="24"/>
+        </w:rPr>
+        <w:t xml:space="preserve"> in new.txt cannot be seen when we switch back to </w:t>
       </w:r>
       <w:r>
         <w:rPr>
@@ -11160,8 +11198,18 @@
           <w:sz w:val="24"/>
           <w:szCs w:val="24"/>
         </w:rPr>
-        <w:t>git  branch -u origin/main main</w:t>
-      </w:r>
+        <w:t xml:space="preserve">git  branch -u origin/main </w:t>
+      </w:r>
+      <w:proofErr w:type="spellStart"/>
+      <w:r>
+        <w:rPr>
+          <w:rFonts w:ascii="Times New Roman" w:hAnsi="Times New Roman" w:cs="Times New Roman"/>
+          <w:sz w:val="24"/>
+          <w:szCs w:val="24"/>
+        </w:rPr>
+        <w:t>main</w:t>
+      </w:r>
+      <w:proofErr w:type="spellEnd"/>
     </w:p>
     <w:p>
       <w:pPr>
@@ -11226,7 +11274,7 @@
         <v:path o:extrusionok="f" gradientshapeok="t" o:connecttype="rect"/>
         <o:lock v:ext="edit" aspectratio="t"/>
       </v:shapetype>
-      <v:shape id="_x0000_i1026" type="#_x0000_t75" style="width:11.25pt;height:11.25pt" o:bullet="t">
+      <v:shape id="_x0000_i1031" type="#_x0000_t75" style="width:11.25pt;height:11.25pt" o:bullet="t">
         <v:imagedata r:id="rId1" o:title="msoD69"/>
       </v:shape>
     </w:pict>
